--- a/docs/routing3d_stub_pattern.docx
+++ b/docs/routing3d_stub_pattern.docx
@@ -850,7 +850,20 @@
           <w:b w:val="0"/>
           <w:sz w:val="21"/>
         </w:rPr>
-        <w:t>스텁 잘라내기(_walk_stub): PoC 에서 출발해 누적 길이가 STUB_MAX_MM(4000mm)을 넘거나 꺾임이 STUB_MAX_BENDS(3)에 도달하면 종료. 각 세그먼트를 직교 축으로 스냅(axis_snap)하고, 연속 동일 방향은 병합해 방향 시퀀스 dir_seq 를 만든다(꺾임 수 = len(dir_seq) − 1).</w:t>
+        <w:t>방향 런 압축·지터 흡수(_dir_runs·_merge_short_runs): 각 세그먼트를 직교 축으로 스냅(axis_snap)해 방향 런으로 압축하고, STUB_MIN_DIR_RUN_MM(250mm) 미만 런은 설계 지터로 보아 인접 런에 흡수한다. 이로써 수직 하강 중 미세 옵셋 지터가 가짜 꺾임으로 잡혀 진짜 엘보를 가리는 일을 막는다.</w:t>
+      </w:r>
+    </w:p>
+    <w:p>
+      <w:pPr>
+        <w:pStyle w:val="ListNumber"/>
+      </w:pPr>
+      <w:r>
+        <w:rPr>
+          <w:rFonts w:ascii="Malgun Gothic" w:hAnsi="Malgun Gothic" w:eastAsia="Malgun Gothic"/>
+          <w:b w:val="0"/>
+          <w:sz w:val="21"/>
+        </w:rPr>
+        <w:t>엘보 포함(_walk_stub): 스텁은 ‘수직배관까지’가 아니라 ‘수직 + 첫 엘보(수직축→수평축 전환) + 짧은 수평 리드인(STUB_LEADIN_MM=800mm)’까지 본다. 첫 방향 런의 축을 수직축으로 보고, 축이 다른 첫 런을 엘보로 잡아 dir_seq 에 포함한다(꺾임 수 = len(dir_seq) − 1). 엘보가 없으면 STUB_MAX_MM(4000mm)·STUB_MAX_BENDS(3) 한도까지. 예) 장비 스텁 −z(수직)→+x(엘보, 랙으로 꺾임) ⇒ dir_seq = ‘−z,+x’.</w:t>
       </w:r>
     </w:p>
     <w:p>
@@ -1158,7 +1171,7 @@
                 <w:b w:val="0"/>
                 <w:sz w:val="18"/>
               </w:rPr>
-              <w:t>dir_seq[0] (스텁 첫 진행 축)</w:t>
+              <w:t>dir_seq[0] (수직배관 진행 축)</w:t>
             </w:r>
           </w:p>
         </w:tc>
@@ -1205,7 +1218,7 @@
                 <w:b w:val="0"/>
                 <w:sz w:val="18"/>
               </w:rPr>
-              <w:t>dir_seq[1] (없으면 전부 0)</w:t>
+              <w:t>dir_seq[1] = 엘보 방향(수직→수평 전환). 엘보 없으면 전부 0</w:t>
             </w:r>
           </w:p>
         </w:tc>
